--- a/invoice/revoinvoiceservice.docx
+++ b/invoice/revoinvoiceservice.docx
@@ -1243,9 +1243,11 @@
           <w:b/>
           <w:sz w:val="22"/>
         </w:rPr>
+        <w:t>Subtotal (A): {#invoicedata}{total}{/}</w:t>
+        <w:br/>
         <w:t>Round Off: {#invoicedata}{roundoffamount}{/}</w:t>
         <w:br/>
-        <w:t>Subtotal (A): {#invoicedata}{total}{/}</w:t>
+        <w:t>Product Total: {#invoicedata}{roundedtotal}{/}</w:t>
       </w:r>
     </w:p>
     <w:p>
@@ -1694,9 +1696,11 @@
           <w:b/>
           <w:sz w:val="22"/>
         </w:rPr>
+        <w:t>Subtotal: {#servicedata}{total}{/}</w:t>
+        <w:br/>
         <w:t>Round Off: {#servicedata}{roundoffamount}{/}</w:t>
         <w:br/>
-        <w:t>Subtotal: {#servicedata}{total}{/}</w:t>
+        <w:t>Service Total: {#servicedata}{roundedtotal}{/}</w:t>
       </w:r>
     </w:p>
     <w:p>
